--- a/backend/templates/필기양식_template.docx
+++ b/backend/templates/필기양식_template.docx
@@ -34,7 +34,12 @@
             <w:tcW w:w="2830" w:type="dxa"/>
           </w:tcPr>
           <w:p>
-            <w:r/>
+            <w:pPr>
+              <w:rPr>
+                <w:sz w:val="22"/>
+                <w:szCs w:val="22"/>
+              </w:rPr>
+            </w:pPr>
           </w:p>
         </w:tc>
         <w:tc>
@@ -42,19 +47,63 @@
             <w:tcW w:w="6520" w:type="dxa"/>
           </w:tcPr>
           <w:p>
+            <w:pPr>
+              <w:rPr>
+                <w:sz w:val="20"/>
+                <w:szCs w:val="20"/>
+              </w:rPr>
+            </w:pPr>
             <w:r>
+              <w:rPr>
+                <w:sz w:val="20"/>
+                <w:szCs w:val="20"/>
+              </w:rPr>
               <w:t>{% for img in slide_images %}</w:t>
             </w:r>
           </w:p>
           <w:p>
+            <w:pPr>
+              <w:rPr>
+                <w:sz w:val="20"/>
+                <w:szCs w:val="20"/>
+              </w:rPr>
+            </w:pPr>
             <w:r>
+              <w:rPr>
+                <w:sz w:val="20"/>
+                <w:szCs w:val="20"/>
+              </w:rPr>
               <w:t>{{ img }}</w:t>
             </w:r>
           </w:p>
-          <w:p/>
-          <w:p/>
           <w:p>
+            <w:pPr>
+              <w:rPr>
+                <w:sz w:val="20"/>
+                <w:szCs w:val="20"/>
+              </w:rPr>
+            </w:pPr>
+          </w:p>
+          <w:p>
+            <w:pPr>
+              <w:rPr>
+                <w:sz w:val="20"/>
+                <w:szCs w:val="20"/>
+              </w:rPr>
+            </w:pPr>
+          </w:p>
+          <w:p>
+            <w:pPr>
+              <w:rPr>
+                <w:sz w:val="20"/>
+                <w:szCs w:val="20"/>
+              </w:rPr>
+            </w:pPr>
             <w:r>
+              <w:rPr>
+                <w:sz w:val="20"/>
+                <w:szCs w:val="20"/>
+              </w:rPr>
               <w:t>{% endfor %}</w:t>
             </w:r>
           </w:p>
@@ -70,7 +119,12 @@
             <w:gridSpan w:val="2"/>
           </w:tcPr>
           <w:p>
-            <w:r/>
+            <w:pPr>
+              <w:rPr>
+                <w:sz w:val="20"/>
+                <w:szCs w:val="20"/>
+              </w:rPr>
+            </w:pPr>
           </w:p>
         </w:tc>
       </w:tr>
